--- a/reports/1_report.docx
+++ b/reports/1_report.docx
@@ -4286,72 +4286,7 @@
         <w:rPr>
           <w:b/>
           <w:sz w:val="28"/>
-        </w:rPr>
-      </w:pPr>
-    </w:p>
-    <w:p>
-      <w:pPr>
-        <w:spacing w:after="0" w:line="259" w:lineRule="auto"/>
-        <w:ind w:right="0" w:firstLine="0"/>
-        <w:jc w:val="left"/>
-        <w:rPr>
-          <w:b/>
-          <w:sz w:val="28"/>
-        </w:rPr>
-      </w:pPr>
-    </w:p>
-    <w:p>
-      <w:pPr>
-        <w:spacing w:after="0" w:line="259" w:lineRule="auto"/>
-        <w:ind w:right="0" w:firstLine="0"/>
-        <w:jc w:val="left"/>
-        <w:rPr>
-          <w:b/>
-          <w:sz w:val="28"/>
-        </w:rPr>
-      </w:pPr>
-    </w:p>
-    <w:p>
-      <w:pPr>
-        <w:spacing w:after="0" w:line="259" w:lineRule="auto"/>
-        <w:ind w:right="0" w:firstLine="0"/>
-        <w:jc w:val="left"/>
-        <w:rPr>
-          <w:b/>
-          <w:sz w:val="28"/>
-        </w:rPr>
-      </w:pPr>
-    </w:p>
-    <w:p>
-      <w:pPr>
-        <w:spacing w:after="0" w:line="259" w:lineRule="auto"/>
-        <w:ind w:right="0" w:firstLine="0"/>
-        <w:jc w:val="left"/>
-        <w:rPr>
-          <w:b/>
-          <w:sz w:val="28"/>
-        </w:rPr>
-      </w:pPr>
-    </w:p>
-    <w:p>
-      <w:pPr>
-        <w:spacing w:after="0" w:line="259" w:lineRule="auto"/>
-        <w:ind w:right="0" w:firstLine="0"/>
-        <w:jc w:val="left"/>
-        <w:rPr>
-          <w:b/>
-          <w:sz w:val="28"/>
-        </w:rPr>
-      </w:pPr>
-    </w:p>
-    <w:p>
-      <w:pPr>
-        <w:spacing w:after="0" w:line="259" w:lineRule="auto"/>
-        <w:ind w:right="0" w:firstLine="0"/>
-        <w:jc w:val="left"/>
-        <w:rPr>
-          <w:b/>
-          <w:sz w:val="28"/>
+          <w:lang w:val="en-US"/>
         </w:rPr>
       </w:pPr>
     </w:p>
@@ -4380,15 +4315,14 @@
       <w:r>
         <w:rPr>
           <w:b/>
-          <w:noProof/>
           <w:color w:val="C00000"/>
           <w:sz w:val="28"/>
         </w:rPr>
         <w:drawing>
-          <wp:inline distT="0" distB="0" distL="0" distR="0" wp14:anchorId="523B07EC" wp14:editId="0EC41F68">
-            <wp:extent cx="7197212" cy="6773091"/>
-            <wp:effectExtent l="0" t="0" r="3810" b="8890"/>
-            <wp:docPr id="622331590" name="Рисунок 1"/>
+          <wp:inline distT="0" distB="0" distL="0" distR="0" wp14:anchorId="77F11EE0" wp14:editId="4A4AA62C">
+            <wp:extent cx="7253653" cy="7226486"/>
+            <wp:effectExtent l="0" t="0" r="4445" b="0"/>
+            <wp:docPr id="809364113" name="Рисунок 1"/>
             <wp:cNvGraphicFramePr>
               <a:graphicFrameLocks xmlns:a="http://schemas.openxmlformats.org/drawingml/2006/main" noChangeAspect="1"/>
             </wp:cNvGraphicFramePr>
@@ -4396,7 +4330,7 @@
               <a:graphicData uri="http://schemas.openxmlformats.org/drawingml/2006/picture">
                 <pic:pic xmlns:pic="http://schemas.openxmlformats.org/drawingml/2006/picture">
                   <pic:nvPicPr>
-                    <pic:cNvPr id="622331590" name=""/>
+                    <pic:cNvPr id="809364113" name=""/>
                     <pic:cNvPicPr/>
                   </pic:nvPicPr>
                   <pic:blipFill>
@@ -4408,7 +4342,7 @@
                   <pic:spPr>
                     <a:xfrm>
                       <a:off x="0" y="0"/>
-                      <a:ext cx="7207230" cy="6782518"/>
+                      <a:ext cx="7266063" cy="7238849"/>
                     </a:xfrm>
                     <a:prstGeom prst="rect">
                       <a:avLst/>
